--- a/klagomål/A 51898-2025 FSC-klagomål.docx
+++ b/klagomål/A 51898-2025 FSC-klagomål.docx
@@ -1086,7 +1086,7 @@
     <w:r>
       <w:tab/>
       <w:tab/>
-      <w:t>2026-06-18</w:t>
+      <w:t>2026-06-19</w:t>
       <w:br/>
       <w:br/>
     </w:r>

--- a/klagomål/A 51898-2025 FSC-klagomål.docx
+++ b/klagomål/A 51898-2025 FSC-klagomål.docx
@@ -1086,7 +1086,7 @@
     <w:r>
       <w:tab/>
       <w:tab/>
-      <w:t>2026-06-19</w:t>
+      <w:t>2026-06-20</w:t>
       <w:br/>
       <w:br/>
     </w:r>

--- a/klagomål/A 51898-2025 FSC-klagomål.docx
+++ b/klagomål/A 51898-2025 FSC-klagomål.docx
@@ -168,38 +168,7 @@
     </w:p>
     <w:p>
       <w:r>
-        <w:t>Detta dokument behandlar höga naturvärden i avverkningsanmälan A 51898-2025 i Kalmar kommun som inkom 2025-10-22 och omfattar 1,1 ha.</w:t>
-      </w:r>
-    </w:p>
-    <w:p>
-      <w:r>
-        <w:t>Nedan presenteras fynd av naturvårdsarter och fridlysta arter som gjorts i det avverkningsanmälda området, samt relevanta utdrag ur standarderna för FSC, Chain of Custody, Controlled Wood och PEFC. I BILAGA 1 finns artfakta om fridlysta arter.</w:t>
-      </w:r>
-    </w:p>
-    <w:p>
-      <w:r>
-        <w:t>Vi förväntar oss att ni återkommer med ett skriftligt svar på vårt klagomål och även beskriver vilka korrigerande åtgärder ni satt in för att rätta till identifierade brister i er efterlevnad av den svenska FSC standarden.</w:t>
-      </w:r>
-    </w:p>
-    <w:p>
-      <w:pPr>
-        <w:pStyle w:val="Heading1"/>
-      </w:pPr>
-      <w:r>
-        <w:t>Naturvårdsarter</w:t>
-      </w:r>
-    </w:p>
-    <w:p>
-      <w:r>
-        <w:t>Inom 18 meter från avverkningsanmälan har följande 18 naturvårdsarter hittats: vit lavmätare (EN), grönfink (VU, §4), mindre bastardsvärmare (VU), entita (NT, T, §4), grönsångare (NT, §4), mindre hackspett (NT, T, §4), större aspvårvecklare (NT), sädesärla (NT, §4), vasspetsad sikelvinge (NT), ekoxe (S, §6), spindelbock (S), trollspinnare (S), spillkråka (T, §4), kungsfågel (§4), röd glada (§4), svartvit flugsnappare (§4), sångsvan (§4) och trana (§4). Av dessa är 9 rödlistade. För rödlistade arter har rödlistekategorin angivits inom parentes. Arter som är signalarter enligt Skogsstyrelsen har markerats med (S). Typiska arter inom Natura 2000 som är kopplade till skogsekosystem har markerats med (T). För fridlysta arter anges även paragrafen i Artskyddsförordningen som arten är fridlyst enligt.</w:t>
-      </w:r>
-    </w:p>
-    <w:p>
-      <w:r>
-        <w:t>De påträffade naturvårdsarterna är ett tydligt kvitto på att det rör sig om en skog med höga naturvärden.</w:t>
-      </w:r>
-      <w:r>
-        <w:t xml:space="preserve"> I Figur 1 visas fyndplatser för naturvårdsarter i området, som finns registrerade på Artportalen.</w:t>
+        <w:t>Detta klagomål behandlar höga naturvärden i avverkningsanmälan A 51898-2025 i Kalmar kommun som inkom 2025-10-22 och omfattar 1,1 ha.</w:t>
       </w:r>
     </w:p>
     <w:p>
@@ -209,7 +178,7 @@
       <w:r>
         <w:drawing>
           <wp:inline xmlns:a="http://schemas.openxmlformats.org/drawingml/2006/main" xmlns:pic="http://schemas.openxmlformats.org/drawingml/2006/picture">
-            <wp:extent cx="5288204" cy="5688000"/>
+            <wp:extent cx="5321674" cy="5724000"/>
             <wp:docPr id="1" name="Picture 1"/>
             <wp:cNvGraphicFramePr>
               <a:graphicFrameLocks noChangeAspect="1"/>
@@ -230,7 +199,7 @@
                   <pic:spPr>
                     <a:xfrm>
                       <a:off x="0" y="0"/>
-                      <a:ext cx="5288204" cy="5688000"/>
+                      <a:ext cx="5321674" cy="5724000"/>
                     </a:xfrm>
                     <a:prstGeom prst="rect"/>
                   </pic:spPr>
@@ -247,34 +216,108 @@
         <w:spacing w:after="240"/>
       </w:pPr>
       <w:r>
-        <w:t>Figur 1. Fyndplatser för naturvårdsarter inom 18 meter från avverkningsanmälan (röd linje). Markörer utan svart kant är placerade på fyndplatsen. Markörer med svart kant är placerade vid sidan av fyndplatsen och har ett svart streck som visar fyndplatsens exakta position. Kartans mittpunktskoordinat är N 6270340, E 560621 i SWEREF 99 TM.</w:t>
+        <w:t>Figur 1. Fyndplatser för naturvårdsarter inom 18 meter från avverkningsanmälan. Markörer utan svart kant är placerade på fyndplatsen. Markörer med svart kant är placerade vid sidan av fyndplatsen har ett svart streck som visar fyndplatsens exakta position. Kartans mittpunktskoordinat är N 6270340, E 560621 i SWEREF 99 TM.</w:t>
+      </w:r>
+    </w:p>
+    <w:p>
+      <w:r>
+        <w:t>Inom 18 meter från avverkningsanmälan finns fynd av 18 naturvårdsarter, varav 9 är rödlistade, 12 är fridlysta, 3 är typiska (T) och 3 är signalarter (S): vit lavmätare (EN), grönfink (VU, §4), mindre bastardsvärmare (VU), entita (NT, T, §4), grönsångare (NT, §4), mindre hackspett (NT, T, §4), större aspvårvecklare (NT), sädesärla (NT, §4), vasspetsad sikelvinge (NT), ekoxe (S, §6), spindelbock (S), trollspinnare (S), spillkråka (T, §4), kungsfågel (§4), röd glada (§4), svartvit flugsnappare (§4), sångsvan (§4) och trana (§4). Se Figur 1.</w:t>
+      </w:r>
+    </w:p>
+    <w:p>
+      <w:r>
+        <w:t>Nedan presenteras relevanta utdrag ur standarderna för FSC, Chain of Custody, Controlled Wood och PEFC.</w:t>
+      </w:r>
+    </w:p>
+    <w:p>
+      <w:r>
+        <w:t>Vi förväntar oss att ni återkommer med ett skriftligt svar på vårt klagomål och även beskriver vilka korrigerande åtgärder ni satt in för att rätta till identifierade brister i er efterlevnad av den svenska FSC standarden.</w:t>
       </w:r>
     </w:p>
     <w:p>
       <w:pPr>
-        <w:pStyle w:val="Heading2"/>
+        <w:pStyle w:val="Heading1"/>
       </w:pPr>
       <w:r>
-        <w:t>Fridlysta arter</w:t>
+        <w:t>Naturvårdsarter och fridlysta arter</w:t>
       </w:r>
     </w:p>
     <w:p>
       <w:r>
-        <w:t>Följande fridlysta arter har sina livsmiljöer och växtplatser i den avverkningsanmälda skogen: grönfink (VU, §4), entita (NT, T, §4), grönsångare (NT, §4), mindre hackspett (NT, T, §4), sädesärla (NT, §4), ekoxe (S, §6), spillkråka (T, §4), kungsfågel (§4), röd glada (§4), svartvit flugsnappare (§4), sångsvan (§4) och trana (§4).</w:t>
+        <w:t>Nedan följer beskrivningar av de naturvårdsarter och fridlysta arter som har sina livsmiljöer och växtplatser i den avverkningsanmälda skogen. Se även ytterligare artfakta i BILAGA 1. De påträffade naturvårdsarterna är ett tydligt kvitto på att det rör sig om en skog med höga naturvärden.</w:t>
       </w:r>
     </w:p>
     <w:p>
-      <w:r>
-        <w:t xml:space="preserve">Observera att medlemsländerna är skyldiga att agera i enlighet med EU:s fågeldirektiv där det uttryckligen står att direktivet gäller för fåglar samt för deras ägg, bon och </w:t>
-      </w:r>
       <w:r>
         <w:rPr>
           <w:b/>
         </w:rPr>
-        <w:t xml:space="preserve">livsmiljöer </w:t>
-      </w:r>
-      <w:r>
-        <w:t>(artikel 1). Vidare att de åtgärder som vidtas inte får leda till en försämring av den nuvarande situationen beträffande bevarandet av de fågelarter som avses i artikel 1 (artikel 13). Fågeldirektivet är styrande för tillsynsansvariga myndigheters ärendehantering, ställningstaganden och beslutsfattande.</w:t>
+        <w:t>Entita (NT, §4)</w:t>
+      </w:r>
+      <w:r>
+        <w:t xml:space="preserve">, rödlistad som nära hotad och prioriterad art i Skogsvårdslagen, har häckningsrevir i anmälan. Minskningstakten innevarande 10-årsperiod beräknas till 20 (10–30) % och bedöms vara nära gränsvärdet för Sårbar (VU). Entitan är ortstrogen och reviret är i genomsnitt omkring 5 hektar, ibland uppåt 20 hektar stort. Entitan är en utpräglad lövskogsfågel som föredrar flerskiktade, gärna högvuxna skogar med inslag av äldre träd och välutvecklat buskskikt. Även alkärr med videsnår hör till de miljöer som utnyttjas. Arten häckar ofta i skogar som är svagt eller inte alls påverkade av skogsbruk, ofta rör det sig om värdekärnor med höga naturvärden. Entitan missgynnas av konventionellt skogsbruk och dess ortstrohet och dåliga spridningsförmåga gör den känslig för fragmentering. Entita är typisk art för </w:t>
+      </w:r>
+      <w:r>
+        <w:rPr>
+          <w:i/>
+        </w:rPr>
+        <w:t>9080 Lövsumpskog</w:t>
+      </w:r>
+      <w:r>
+        <w:t xml:space="preserve"> (Skogsstyrelsen, 2016, SLU Artdatabanken, 2021).</w:t>
+      </w:r>
+    </w:p>
+    <w:p>
+      <w:r>
+        <w:rPr>
+          <w:b/>
+        </w:rPr>
+        <w:t>Grönsångare (NT, §4)</w:t>
+      </w:r>
+      <w:r>
+        <w:t xml:space="preserve"> är rödlistad som nära hotad (NT) och fridlyst enligt 4§ artskyddsförordningen. Den har minskat med 17 (6–24) % under de senaste 10 åren och minskningstakten för den svenska populationen bedöms vara nära gränsvärdet för Sårbar (VU). (A2b). Arten häckar i högstammig skog, främst lövskog men även i granskog, i regel utan kraftigare undervegetation. Den förekommer i södra och mellersta Sverige samt i Norrlands kustland norrut till Norrbotten. Förekommer dessutom sällsynt i Norrlands inland (SLU Artdatabanken, 2024). Orsaken till grönsångarens nedgång och är oklar varvid det är viktigt att försiktighetsprincipen enligt 2 kap. 3 § miljöbalken tillämpas för att bevara artens livsmiljöer och vända den negativa trenden.</w:t>
+      </w:r>
+    </w:p>
+    <w:p>
+      <w:r>
+        <w:rPr>
+          <w:b/>
+        </w:rPr>
+        <w:t>Mindre hackspett (NT, §4)</w:t>
+      </w:r>
+      <w:r>
+        <w:t xml:space="preserve"> är rödlistad som nära hotad, fridlyst och prioriterad art i Skogsvårdslagen. Minskningstakten har uppgått till 25 (10–40) % under de senaste 15 åren och bedöms vara nära gränsvärdet för Sårbar (VU). (A2bc). Arten har stora revir och höga krav när det gäller förekomst av lövskog på landskapsnivå. För att häcka framgångsrikt behöver ett par cirka 40 ha äldre lövdominerad skog inom ett område på upp till 200 ha. Under vintern kan födosök även ske i äldre grandominerad skog. Mindre hackspett är typisk art för </w:t>
+      </w:r>
+      <w:r>
+        <w:rPr>
+          <w:i/>
+        </w:rPr>
+        <w:t>9010 Taiga, 9750 Svämlövskog, 9080 Lövsumpskog, 9030 Landhöjningsskog och 9040 Fjällbjörkskog</w:t>
+      </w:r>
+      <w:r>
+        <w:t xml:space="preserve"> (SLU Artdatabanken, 2021; Skogsstyrelsen, 2016).</w:t>
+      </w:r>
+    </w:p>
+    <w:p>
+      <w:r>
+        <w:rPr>
+          <w:b/>
+        </w:rPr>
+        <w:t xml:space="preserve">Större aspvårvecklare (NT) </w:t>
+      </w:r>
+      <w:r>
+        <w:t>är en fjäril som hör hemma i naturskog med grov asp, som är larvens värdväxt. Artens förekomst är kraftigt fragmenterad och den finns inte i varje skogsparti med äldre asp. Vecklaren kräver kontinuitetsskog och hotas av skogsavverkning där hänsyn till gammal asp negligeras. Skydda löv- och blandskogar med lång kontinuitet (SLU Artdatabanken, 2025).</w:t>
+      </w:r>
+    </w:p>
+    <w:p>
+      <w:r>
+        <w:rPr>
+          <w:b/>
+        </w:rPr>
+        <w:t>Vasspetsad sikelvinge (NT)</w:t>
+      </w:r>
+      <w:r>
+        <w:t xml:space="preserve"> är knuten till stora sammanhängande områden med bestånd av skogslind, som utgör fjärilslarvens föda. Arten hotas främst av slutavverkning av ädellövskog, men sannolikt också av alltför kraftig utglesning av trädbestånd som gör dem till mindre varma livsmiljöer. Alla kvarvarande större ursprungliga bestånd av skogslind med äldre träd och en lång kontinuitet, bör ges ett sådant skydd att de undantas all framtida avverkning. Antalet rödlistade växter och djur beroende av ädellövskog, där skogslind är ett av de dominerande inslagen, är mycket högt (SLU Artdatabanken, 2026).</w:t>
       </w:r>
     </w:p>
     <w:p>
@@ -302,50 +345,39 @@
         <w:rPr>
           <w:b/>
         </w:rPr>
-        <w:t>Entita (NT, §4)</w:t>
-      </w:r>
-      <w:r>
-        <w:t xml:space="preserve">, rödlistad som nära hotad och prioriterad art i Skogsvårdslagen, har häckningsrevir i anmälan. Minskningstakten innevarande 10-årsperiod beräknas till 20 (10–30) % och bedöms vara nära gränsvärdet för Sårbar (VU). Entitan är ortstrogen och reviret är i genomsnitt omkring 5 hektar, ibland uppåt 20 hektar stort. Entitan är en utpräglad lövskogsfågel som föredrar flerskiktade, gärna högvuxna skogar med inslag av äldre träd och välutvecklat buskskikt. Även alkärr med videsnår hör till de miljöer som utnyttjas. Arten häckar ofta i skogar som är svagt eller inte alls påverkade av skogsbruk, ofta rör det sig om värdekärnor med höga naturvärden. Entitan missgynnas av konventionellt skogsbruk och dess ortstrohet och dåliga spridningsförmåga gör den känslig för fragmentering. Entita är typisk art för </w:t>
+        <w:t>Spindelbock</w:t>
+      </w:r>
+      <w:r>
+        <w:t xml:space="preserve"> är en långhorning vars larvutveckling sker under barken på nyligen döda grenar och stammar av olika lövträd, främst björk och asp, men även klibbal, ek, hassel, sälg och andra trädslag. Det föreligger indikation på eller misstanke om populationsminskning. Minskningen avser kvalitén på artens habitat på grund av fortsatt snabb avverkning av kontinuitetsskog i norra Sverige, samt ett ökat utnyttjande av flisved (GROT) för energiändamål och röjning i hagmarker på grund av ändrade miljöersättningsregler i den södra halvan av landet (SLU Artdatabanken, 2025).</w:t>
+      </w:r>
+    </w:p>
+    <w:p>
+      <w:r>
+        <w:rPr>
+          <w:b/>
+        </w:rPr>
+        <w:t>Spillkråka (§4)</w:t>
+      </w:r>
+      <w:r>
+        <w:t xml:space="preserve"> omfattas av bilaga 1 i EU:s fågeldirektiv och är typisk art för </w:t>
       </w:r>
       <w:r>
         <w:rPr>
           <w:i/>
         </w:rPr>
-        <w:t>9080 Lövsumpskog</w:t>
-      </w:r>
-      <w:r>
-        <w:t xml:space="preserve"> (Skogsstyrelsen, 2016, SLU Artdatabanken, 2021).</w:t>
-      </w:r>
-    </w:p>
-    <w:p>
-      <w:r>
-        <w:rPr>
-          <w:b/>
-        </w:rPr>
-        <w:t>Grönsångare (NT, §4)</w:t>
-      </w:r>
-      <w:r>
-        <w:t xml:space="preserve"> är rödlistad som nära hotad (NT) och fridlyst enligt 4§ artskyddsförordningen. Den har minskat med 17 (6–24) % under de senaste 10 åren och minskningstakten för den svenska populationen bedöms vara nära gränsvärdet för Sårbar (VU). (A2b). Arten häckar i högstammig skog, främst lövskog men även i granskog, i regel utan kraftigare undervegetation. Den förekommer i södra och mellersta Sverige samt i Norrlands kustland norrut till Norrbotten. Förekommer dessutom sällsynt i Norrlands inland (SLU Artdatabanken, 2024). Orsaken till grönsångarens nedgång och är oklar varvid det är viktigt att försiktighetsprincipen enligt 2 kap. 3 § miljöbalken tillämpas för att bevara artens livsmiljöer och vända den negativa trenden.</w:t>
-      </w:r>
-    </w:p>
-    <w:p>
-      <w:r>
-        <w:rPr>
-          <w:b/>
-        </w:rPr>
-        <w:t>Mindre hackspett (NT, §4)</w:t>
-      </w:r>
-      <w:r>
-        <w:t xml:space="preserve"> är rödlistad som nära hotad, fridlyst och prioriterad art i Skogsvårdslagen. Minskningstakten har uppgått till 25 (10–40) % under de senaste 15 åren och bedöms vara nära gränsvärdet för Sårbar (VU). (A2bc). Arten har stora revir och höga krav när det gäller förekomst av lövskog på landskapsnivå. För att häcka framgångsrikt behöver ett par cirka 40 ha äldre lövdominerad skog inom ett område på upp till 200 ha. Under vintern kan födosök även ske i äldre grandominerad skog. Mindre hackspett är typisk art för </w:t>
+        <w:t xml:space="preserve">9010 Taiga </w:t>
+      </w:r>
+      <w:r>
+        <w:t>och</w:t>
       </w:r>
       <w:r>
         <w:rPr>
           <w:i/>
         </w:rPr>
-        <w:t>9010 Taiga, 9750 Svämlövskog, 9080 Lövsumpskog, 9030 Landhöjningsskog och 9040 Fjällbjörkskog</w:t>
-      </w:r>
-      <w:r>
-        <w:t xml:space="preserve"> (SLU Artdatabanken, 2021; Skogsstyrelsen, 2016).</w:t>
+        <w:t xml:space="preserve"> 9740 Skogsbevuxen myr</w:t>
+      </w:r>
+      <w:r>
+        <w:t>. Den behöver grova träd, främst tall, asp och bok som boträd. Skogsbruk med korta omloppstider och täta, homogena ungskogar utgör det största hotet. Spillkråka är en nyckelart i skogliga miljöer vars övergivna bohål utnyttjas av flera andra hålhäckande fågelarter och fladdermöss, däribland pärluggla (EN, §4), knipa (§4), salskrake (§4) och skogsduva (§4). Hökuggla (VU, §4) och slaguggla (§4) häckar ofta i högstubbar som brutits av i höjd med ett gammalt spillkråkebo (SLU Artdatabanken, 2026; Skogsstyrelsen, 2016).</w:t>
       </w:r>
     </w:p>
     <w:p>
@@ -357,81 +389,6 @@
       </w:r>
       <w:r>
         <w:t xml:space="preserve"> är fridlyst enligt 4§ artskyddsförordningen och upptagen i bilaga 1 EU:s fågeldirektiv. Den häckar gärna i omväxlande landskap med mosaik av öppna marker och skogar. Tidigare studier har visat en förkärlek för att häcka nära sjöar, och häckningsframgången var också högre hos par som häckade nära vatten. Boet läggs i träd, ofta högt och vanligen nära skogsbryn. Missgynnas av skogliga åtgärder som lämnar boet allt för exponerat, främst genom för smala skyddszoner och för omfattande gallring. Lämna en skyddszon kring boplatser vid avverkning eller andra skogliga åtgärder. Bredden på skyddszonen beror på platsen, men som tumregel ska den ska vara så bred att boplatsen inte är väsentligt mer exponerad för insyn än tidigare. Spara samtliga träd med större risbon, även sådana där boet ser obebott ut. Avstå att avverka äldre lövdominerade bestånd, främst i anslutning till öppen jordbruksmark (SLU Artdatabanken, 2024; Skogsstyrelsen, 2016).</w:t>
-      </w:r>
-    </w:p>
-    <w:p>
-      <w:r>
-        <w:rPr>
-          <w:b/>
-        </w:rPr>
-        <w:t>Spillkråka (§4)</w:t>
-      </w:r>
-      <w:r>
-        <w:t xml:space="preserve"> omfattas av bilaga 1 i EU:s fågeldirektiv och är typisk art för </w:t>
-      </w:r>
-      <w:r>
-        <w:rPr>
-          <w:i/>
-        </w:rPr>
-        <w:t xml:space="preserve">9010 Taiga </w:t>
-      </w:r>
-      <w:r>
-        <w:t>och</w:t>
-      </w:r>
-      <w:r>
-        <w:rPr>
-          <w:i/>
-        </w:rPr>
-        <w:t xml:space="preserve"> 9740 Skogsbevuxen myr</w:t>
-      </w:r>
-      <w:r>
-        <w:t>. Den behöver grova träd, främst tall, asp och bok som boträd. Skogsbruk med korta omloppstider och täta, homogena ungskogar utgör det största hotet. Spillkråka är en nyckelart i skogliga miljöer vars övergivna bohål utnyttjas av flera andra hålhäckande fågelarter och fladdermöss, däribland pärluggla (EN, §4), knipa (§4), salskrake (§4) och skogsduva (§4). Hökuggla (VU, §4) och slaguggla (§4) häckar ofta i högstubbar som brutits av i höjd med ett gammalt spillkråkebo (SLU Artdatabanken, 2026; Skogsstyrelsen, 2016).</w:t>
-      </w:r>
-    </w:p>
-    <w:p>
-      <w:r>
-        <w:t>I BILAGA 1 finns mer detaljerad information om ekologi samt krav på livsmiljö hos fridlysta arter.</w:t>
-      </w:r>
-    </w:p>
-    <w:p>
-      <w:pPr>
-        <w:pStyle w:val="Heading2"/>
-      </w:pPr>
-      <w:r>
-        <w:t>Övriga naturvårdsarter</w:t>
-      </w:r>
-    </w:p>
-    <w:p>
-      <w:r>
-        <w:rPr>
-          <w:b/>
-        </w:rPr>
-        <w:t>Spindelbock</w:t>
-      </w:r>
-      <w:r>
-        <w:t xml:space="preserve"> är en långhorning vars larvutveckling sker under barken på nyligen döda grenar och stammar av olika lövträd, främst björk och asp, men även klibbal, ek, hassel, sälg och andra trädslag. Det föreligger indikation på eller misstanke om populationsminskning. Minskningen avser kvalitén på artens habitat på grund av fortsatt snabb avverkning av kontinuitetsskog i norra Sverige, samt ett ökat utnyttjande av flisved (GROT) för energiändamål och röjning i hagmarker på grund av ändrade miljöersättningsregler i den södra halvan av landet (SLU Artdatabanken, 2025).</w:t>
-      </w:r>
-    </w:p>
-    <w:p>
-      <w:r>
-        <w:rPr>
-          <w:b/>
-        </w:rPr>
-        <w:t xml:space="preserve">Större aspvårvecklare (NT) </w:t>
-      </w:r>
-      <w:r>
-        <w:t>är en fjäril som hör hemma i naturskog med grov asp, som är larvens värdväxt. Artens förekomst är kraftigt fragmenterad och den finns inte i varje skogsparti med äldre asp. Vecklaren kräver kontinuitetsskog och hotas av skogsavverkning där hänsyn till gammal asp negligeras. Skydda löv- och blandskogar med lång kontinuitet (SLU Artdatabanken, 2025).</w:t>
-      </w:r>
-    </w:p>
-    <w:p>
-      <w:r>
-        <w:rPr>
-          <w:b/>
-        </w:rPr>
-        <w:t>Vasspetsad sikelvinge (NT)</w:t>
-      </w:r>
-      <w:r>
-        <w:t xml:space="preserve"> är knuten till stora sammanhängande områden med bestånd av skogslind, som utgör fjärilslarvens föda. Arten hotas främst av slutavverkning av ädellövskog, men sannolikt också av alltför kraftig utglesning av trädbestånd som gör dem till mindre varma livsmiljöer. Alla kvarvarande större ursprungliga bestånd av skogslind med äldre träd och en lång kontinuitet, bör ges ett sådant skydd att de undantas all framtida avverkning. Antalet rödlistade växter och djur beroende av ädellövskog, där skogslind är ett av de dominerande inslagen, är mycket högt (SLU Artdatabanken, 2026).</w:t>
       </w:r>
     </w:p>
     <w:p>
@@ -1086,7 +1043,7 @@
     <w:r>
       <w:tab/>
       <w:tab/>
-      <w:t>2026-06-20</w:t>
+      <w:t>2026-06-21</w:t>
       <w:br/>
       <w:br/>
     </w:r>

--- a/klagomål/A 51898-2025 FSC-klagomål.docx
+++ b/klagomål/A 51898-2025 FSC-klagomål.docx
@@ -1043,7 +1043,7 @@
     <w:r>
       <w:tab/>
       <w:tab/>
-      <w:t>2026-06-21</w:t>
+      <w:t>2026-06-22</w:t>
       <w:br/>
       <w:br/>
     </w:r>

--- a/klagomål/A 51898-2025 FSC-klagomål.docx
+++ b/klagomål/A 51898-2025 FSC-klagomål.docx
@@ -1043,7 +1043,7 @@
     <w:r>
       <w:tab/>
       <w:tab/>
-      <w:t>2026-06-22</w:t>
+      <w:t>2026-06-23</w:t>
       <w:br/>
       <w:br/>
     </w:r>

--- a/klagomål/A 51898-2025 FSC-klagomål.docx
+++ b/klagomål/A 51898-2025 FSC-klagomål.docx
@@ -1043,7 +1043,7 @@
     <w:r>
       <w:tab/>
       <w:tab/>
-      <w:t>2026-06-23</w:t>
+      <w:t>2026-06-24</w:t>
       <w:br/>
       <w:br/>
     </w:r>

--- a/klagomål/A 51898-2025 FSC-klagomål.docx
+++ b/klagomål/A 51898-2025 FSC-klagomål.docx
@@ -1043,7 +1043,7 @@
     <w:r>
       <w:tab/>
       <w:tab/>
-      <w:t>2026-06-24</w:t>
+      <w:t>2026-06-25</w:t>
       <w:br/>
       <w:br/>
     </w:r>

--- a/klagomål/A 51898-2025 FSC-klagomål.docx
+++ b/klagomål/A 51898-2025 FSC-klagomål.docx
@@ -1043,7 +1043,7 @@
     <w:r>
       <w:tab/>
       <w:tab/>
-      <w:t>2026-06-25</w:t>
+      <w:t>2026-06-26</w:t>
       <w:br/>
       <w:br/>
     </w:r>

--- a/klagomål/A 51898-2025 FSC-klagomål.docx
+++ b/klagomål/A 51898-2025 FSC-klagomål.docx
@@ -1043,7 +1043,7 @@
     <w:r>
       <w:tab/>
       <w:tab/>
-      <w:t>2026-06-26</w:t>
+      <w:t>2026-06-27</w:t>
       <w:br/>
       <w:br/>
     </w:r>

--- a/klagomål/A 51898-2025 FSC-klagomål.docx
+++ b/klagomål/A 51898-2025 FSC-klagomål.docx
@@ -1043,7 +1043,7 @@
     <w:r>
       <w:tab/>
       <w:tab/>
-      <w:t>2026-06-27</w:t>
+      <w:t>2026-06-28</w:t>
       <w:br/>
       <w:br/>
     </w:r>

--- a/klagomål/A 51898-2025 FSC-klagomål.docx
+++ b/klagomål/A 51898-2025 FSC-klagomål.docx
@@ -1043,7 +1043,7 @@
     <w:r>
       <w:tab/>
       <w:tab/>
-      <w:t>2026-06-28</w:t>
+      <w:t>2026-06-29</w:t>
       <w:br/>
       <w:br/>
     </w:r>

--- a/klagomål/A 51898-2025 FSC-klagomål.docx
+++ b/klagomål/A 51898-2025 FSC-klagomål.docx
@@ -1043,7 +1043,7 @@
     <w:r>
       <w:tab/>
       <w:tab/>
-      <w:t>2026-06-29</w:t>
+      <w:t>2026-06-30</w:t>
       <w:br/>
       <w:br/>
     </w:r>

--- a/klagomål/A 51898-2025 FSC-klagomål.docx
+++ b/klagomål/A 51898-2025 FSC-klagomål.docx
@@ -1043,7 +1043,7 @@
     <w:r>
       <w:tab/>
       <w:tab/>
-      <w:t>2026-06-30</w:t>
+      <w:t>2026-07-01</w:t>
       <w:br/>
       <w:br/>
     </w:r>

--- a/klagomål/A 51898-2025 FSC-klagomål.docx
+++ b/klagomål/A 51898-2025 FSC-klagomål.docx
@@ -1043,7 +1043,7 @@
     <w:r>
       <w:tab/>
       <w:tab/>
-      <w:t>2026-07-01</w:t>
+      <w:t>2026-07-02</w:t>
       <w:br/>
       <w:br/>
     </w:r>

--- a/klagomål/A 51898-2025 FSC-klagomål.docx
+++ b/klagomål/A 51898-2025 FSC-klagomål.docx
@@ -1043,7 +1043,7 @@
     <w:r>
       <w:tab/>
       <w:tab/>
-      <w:t>2026-07-13</w:t>
+      <w:t>2026-07-14</w:t>
       <w:br/>
       <w:br/>
     </w:r>

--- a/klagomål/A 51898-2025 FSC-klagomål.docx
+++ b/klagomål/A 51898-2025 FSC-klagomål.docx
@@ -1043,7 +1043,7 @@
     <w:r>
       <w:tab/>
       <w:tab/>
-      <w:t>2026-07-14</w:t>
+      <w:t>2026-07-15</w:t>
       <w:br/>
       <w:br/>
     </w:r>

--- a/klagomål/A 51898-2025 FSC-klagomål.docx
+++ b/klagomål/A 51898-2025 FSC-klagomål.docx
@@ -1043,7 +1043,7 @@
     <w:r>
       <w:tab/>
       <w:tab/>
-      <w:t>2026-07-15</w:t>
+      <w:t>2026-07-16</w:t>
       <w:br/>
       <w:br/>
     </w:r>

--- a/klagomål/A 51898-2025 FSC-klagomål.docx
+++ b/klagomål/A 51898-2025 FSC-klagomål.docx
@@ -1043,7 +1043,7 @@
     <w:r>
       <w:tab/>
       <w:tab/>
-      <w:t>2026-07-16</w:t>
+      <w:t>2026-07-17</w:t>
       <w:br/>
       <w:br/>
     </w:r>

--- a/klagomål/A 51898-2025 FSC-klagomål.docx
+++ b/klagomål/A 51898-2025 FSC-klagomål.docx
@@ -1043,7 +1043,7 @@
     <w:r>
       <w:tab/>
       <w:tab/>
-      <w:t>2026-07-17</w:t>
+      <w:t>2026-07-18</w:t>
       <w:br/>
       <w:br/>
     </w:r>

--- a/klagomål/A 51898-2025 FSC-klagomål.docx
+++ b/klagomål/A 51898-2025 FSC-klagomål.docx
@@ -1043,7 +1043,7 @@
     <w:r>
       <w:tab/>
       <w:tab/>
-      <w:t>2026-07-18</w:t>
+      <w:t>2026-07-19</w:t>
       <w:br/>
       <w:br/>
     </w:r>

--- a/klagomål/A 51898-2025 FSC-klagomål.docx
+++ b/klagomål/A 51898-2025 FSC-klagomål.docx
@@ -1043,7 +1043,7 @@
     <w:r>
       <w:tab/>
       <w:tab/>
-      <w:t>2026-07-19</w:t>
+      <w:t>2026-07-20</w:t>
       <w:br/>
       <w:br/>
     </w:r>

--- a/klagomål/A 51898-2025 FSC-klagomål.docx
+++ b/klagomål/A 51898-2025 FSC-klagomål.docx
@@ -1043,7 +1043,7 @@
     <w:r>
       <w:tab/>
       <w:tab/>
-      <w:t>2026-07-20</w:t>
+      <w:t>2026-07-21</w:t>
       <w:br/>
       <w:br/>
     </w:r>

--- a/klagomål/A 51898-2025 FSC-klagomål.docx
+++ b/klagomål/A 51898-2025 FSC-klagomål.docx
@@ -1043,7 +1043,7 @@
     <w:r>
       <w:tab/>
       <w:tab/>
-      <w:t>2026-07-21</w:t>
+      <w:t>2026-07-22</w:t>
       <w:br/>
       <w:br/>
     </w:r>

--- a/klagomål/A 51898-2025 FSC-klagomål.docx
+++ b/klagomål/A 51898-2025 FSC-klagomål.docx
@@ -1043,7 +1043,7 @@
     <w:r>
       <w:tab/>
       <w:tab/>
-      <w:t>2026-07-22</w:t>
+      <w:t>2026-07-23</w:t>
       <w:br/>
       <w:br/>
     </w:r>

--- a/klagomål/A 51898-2025 FSC-klagomål.docx
+++ b/klagomål/A 51898-2025 FSC-klagomål.docx
@@ -1043,7 +1043,7 @@
     <w:r>
       <w:tab/>
       <w:tab/>
-      <w:t>2026-07-23</w:t>
+      <w:t>2026-07-24</w:t>
       <w:br/>
       <w:br/>
     </w:r>

--- a/klagomål/A 51898-2025 FSC-klagomål.docx
+++ b/klagomål/A 51898-2025 FSC-klagomål.docx
@@ -1043,7 +1043,7 @@
     <w:r>
       <w:tab/>
       <w:tab/>
-      <w:t>2026-07-24</w:t>
+      <w:t>2026-07-25</w:t>
       <w:br/>
       <w:br/>
     </w:r>

--- a/klagomål/A 51898-2025 FSC-klagomål.docx
+++ b/klagomål/A 51898-2025 FSC-klagomål.docx
@@ -1043,7 +1043,7 @@
     <w:r>
       <w:tab/>
       <w:tab/>
-      <w:t>2026-07-25</w:t>
+      <w:t>2026-07-26</w:t>
       <w:br/>
       <w:br/>
     </w:r>

--- a/klagomål/A 51898-2025 FSC-klagomål.docx
+++ b/klagomål/A 51898-2025 FSC-klagomål.docx
@@ -1043,7 +1043,7 @@
     <w:r>
       <w:tab/>
       <w:tab/>
-      <w:t>2026-07-26</w:t>
+      <w:t>2026-07-27</w:t>
       <w:br/>
       <w:br/>
     </w:r>

--- a/klagomål/A 51898-2025 FSC-klagomål.docx
+++ b/klagomål/A 51898-2025 FSC-klagomål.docx
@@ -1043,7 +1043,7 @@
     <w:r>
       <w:tab/>
       <w:tab/>
-      <w:t>2026-07-27</w:t>
+      <w:t>2026-07-28</w:t>
       <w:br/>
       <w:br/>
     </w:r>

--- a/klagomål/A 51898-2025 FSC-klagomål.docx
+++ b/klagomål/A 51898-2025 FSC-klagomål.docx
@@ -1043,7 +1043,7 @@
     <w:r>
       <w:tab/>
       <w:tab/>
-      <w:t>2026-07-28</w:t>
+      <w:t>2026-07-29</w:t>
       <w:br/>
       <w:br/>
     </w:r>

--- a/klagomål/A 51898-2025 FSC-klagomål.docx
+++ b/klagomål/A 51898-2025 FSC-klagomål.docx
@@ -1043,7 +1043,7 @@
     <w:r>
       <w:tab/>
       <w:tab/>
-      <w:t>2026-07-29</w:t>
+      <w:t>2026-07-30</w:t>
       <w:br/>
       <w:br/>
     </w:r>

--- a/klagomål/A 51898-2025 FSC-klagomål.docx
+++ b/klagomål/A 51898-2025 FSC-klagomål.docx
@@ -1043,7 +1043,7 @@
     <w:r>
       <w:tab/>
       <w:tab/>
-      <w:t>2026-07-30</w:t>
+      <w:t>2026-07-31</w:t>
       <w:br/>
       <w:br/>
     </w:r>

--- a/klagomål/A 51898-2025 FSC-klagomål.docx
+++ b/klagomål/A 51898-2025 FSC-klagomål.docx
@@ -1043,7 +1043,7 @@
     <w:r>
       <w:tab/>
       <w:tab/>
-      <w:t>2026-07-31</w:t>
+      <w:t>2026-08-01</w:t>
       <w:br/>
       <w:br/>
     </w:r>

--- a/klagomål/A 51898-2025 FSC-klagomål.docx
+++ b/klagomål/A 51898-2025 FSC-klagomål.docx
@@ -1043,7 +1043,7 @@
     <w:r>
       <w:tab/>
       <w:tab/>
-      <w:t>2026-08-01</w:t>
+      <w:t>2026-08-02</w:t>
       <w:br/>
       <w:br/>
     </w:r>

--- a/klagomål/A 51898-2025 FSC-klagomål.docx
+++ b/klagomål/A 51898-2025 FSC-klagomål.docx
@@ -1043,7 +1043,7 @@
     <w:r>
       <w:tab/>
       <w:tab/>
-      <w:t>2026-08-02</w:t>
+      <w:t>2026-08-03</w:t>
       <w:br/>
       <w:br/>
     </w:r>

--- a/klagomål/A 51898-2025 FSC-klagomål.docx
+++ b/klagomål/A 51898-2025 FSC-klagomål.docx
@@ -1043,7 +1043,7 @@
     <w:r>
       <w:tab/>
       <w:tab/>
-      <w:t>2026-08-03</w:t>
+      <w:t>2026-08-05</w:t>
       <w:br/>
       <w:br/>
     </w:r>

--- a/klagomål/A 51898-2025 FSC-klagomål.docx
+++ b/klagomål/A 51898-2025 FSC-klagomål.docx
@@ -1043,7 +1043,7 @@
     <w:r>
       <w:tab/>
       <w:tab/>
-      <w:t>2026-08-05</w:t>
+      <w:t>2026-08-07</w:t>
       <w:br/>
       <w:br/>
     </w:r>

--- a/klagomål/A 51898-2025 FSC-klagomål.docx
+++ b/klagomål/A 51898-2025 FSC-klagomål.docx
@@ -1043,7 +1043,7 @@
     <w:r>
       <w:tab/>
       <w:tab/>
-      <w:t>2026-08-07</w:t>
+      <w:t>2026-08-08</w:t>
       <w:br/>
       <w:br/>
     </w:r>

--- a/klagomål/A 51898-2025 FSC-klagomål.docx
+++ b/klagomål/A 51898-2025 FSC-klagomål.docx
@@ -216,7 +216,7 @@
         <w:spacing w:after="240"/>
       </w:pPr>
       <w:r>
-        <w:t>Figur 1. Fyndplatser för naturvårdsarter inom 18 meter från avverkningsanmälan. Markörer utan svart kant är placerade på fyndplatsen. Markörer med svart kant är placerade vid sidan av fyndplatsen har ett svart streck som visar fyndplatsens exakta position. Kartans mittpunktskoordinat är N 6270340, E 560621 i SWEREF 99 TM.</w:t>
+        <w:t>Figur 1. Fyndplatser för naturvårdsarter inom 18 meter från avverkningsanmälan. Markörer utan svart kant är placerade på fyndplatsen. Markörer med svart kant är placerade vid sidan av fyndplatsen och har ett svart streck som visar fyndplatsens exakta position. Kartans mittpunktskoordinat är N 6270340, E 560621 i SWEREF 99 TM.</w:t>
       </w:r>
     </w:p>
     <w:p>
@@ -1043,7 +1043,7 @@
     <w:r>
       <w:tab/>
       <w:tab/>
-      <w:t>2026-08-14</w:t>
+      <w:t>2026-08-15</w:t>
       <w:br/>
       <w:br/>
     </w:r>

--- a/klagomål/A 51898-2025 FSC-klagomål.docx
+++ b/klagomål/A 51898-2025 FSC-klagomål.docx
@@ -1043,7 +1043,7 @@
     <w:r>
       <w:tab/>
       <w:tab/>
-      <w:t>2026-08-15</w:t>
+      <w:t>2026-08-16</w:t>
       <w:br/>
       <w:br/>
     </w:r>

--- a/klagomål/A 51898-2025 FSC-klagomål.docx
+++ b/klagomål/A 51898-2025 FSC-klagomål.docx
@@ -1043,7 +1043,7 @@
     <w:r>
       <w:tab/>
       <w:tab/>
-      <w:t>2026-08-16</w:t>
+      <w:t>2026-08-17</w:t>
       <w:br/>
       <w:br/>
     </w:r>

--- a/klagomål/A 51898-2025 FSC-klagomål.docx
+++ b/klagomål/A 51898-2025 FSC-klagomål.docx
@@ -1043,7 +1043,7 @@
     <w:r>
       <w:tab/>
       <w:tab/>
-      <w:t>2026-08-17</w:t>
+      <w:t>2026-08-18</w:t>
       <w:br/>
       <w:br/>
     </w:r>

--- a/klagomål/A 51898-2025 FSC-klagomål.docx
+++ b/klagomål/A 51898-2025 FSC-klagomål.docx
@@ -1043,7 +1043,7 @@
     <w:r>
       <w:tab/>
       <w:tab/>
-      <w:t>2026-08-18</w:t>
+      <w:t>2026-08-19</w:t>
       <w:br/>
       <w:br/>
     </w:r>

--- a/klagomål/A 51898-2025 FSC-klagomål.docx
+++ b/klagomål/A 51898-2025 FSC-klagomål.docx
@@ -1043,7 +1043,7 @@
     <w:r>
       <w:tab/>
       <w:tab/>
-      <w:t>2026-08-19</w:t>
+      <w:t>2026-08-20</w:t>
       <w:br/>
       <w:br/>
     </w:r>

--- a/klagomål/A 51898-2025 FSC-klagomål.docx
+++ b/klagomål/A 51898-2025 FSC-klagomål.docx
@@ -1043,7 +1043,7 @@
     <w:r>
       <w:tab/>
       <w:tab/>
-      <w:t>2026-08-20</w:t>
+      <w:t>2026-08-21</w:t>
       <w:br/>
       <w:br/>
     </w:r>

--- a/klagomål/A 51898-2025 FSC-klagomål.docx
+++ b/klagomål/A 51898-2025 FSC-klagomål.docx
@@ -1043,7 +1043,7 @@
     <w:r>
       <w:tab/>
       <w:tab/>
-      <w:t>2026-08-21</w:t>
+      <w:t>2026-08-22</w:t>
       <w:br/>
       <w:br/>
     </w:r>

--- a/klagomål/A 51898-2025 FSC-klagomål.docx
+++ b/klagomål/A 51898-2025 FSC-klagomål.docx
@@ -1043,7 +1043,7 @@
     <w:r>
       <w:tab/>
       <w:tab/>
-      <w:t>2026-08-22</w:t>
+      <w:t>2026-08-23</w:t>
       <w:br/>
       <w:br/>
     </w:r>

--- a/klagomål/A 51898-2025 FSC-klagomål.docx
+++ b/klagomål/A 51898-2025 FSC-klagomål.docx
@@ -1043,7 +1043,7 @@
     <w:r>
       <w:tab/>
       <w:tab/>
-      <w:t>2026-08-23</w:t>
+      <w:t>2026-08-24</w:t>
       <w:br/>
       <w:br/>
     </w:r>

--- a/klagomål/A 51898-2025 FSC-klagomål.docx
+++ b/klagomål/A 51898-2025 FSC-klagomål.docx
@@ -1043,7 +1043,7 @@
     <w:r>
       <w:tab/>
       <w:tab/>
-      <w:t>2026-08-24</w:t>
+      <w:t>2026-08-25</w:t>
       <w:br/>
       <w:br/>
     </w:r>

--- a/klagomål/A 51898-2025 FSC-klagomål.docx
+++ b/klagomål/A 51898-2025 FSC-klagomål.docx
@@ -1043,7 +1043,7 @@
     <w:r>
       <w:tab/>
       <w:tab/>
-      <w:t>2026-08-25</w:t>
+      <w:t>2026-08-26</w:t>
       <w:br/>
       <w:br/>
     </w:r>

--- a/klagomål/A 51898-2025 FSC-klagomål.docx
+++ b/klagomål/A 51898-2025 FSC-klagomål.docx
@@ -1043,7 +1043,7 @@
     <w:r>
       <w:tab/>
       <w:tab/>
-      <w:t>2026-08-26</w:t>
+      <w:t>2026-08-27</w:t>
       <w:br/>
       <w:br/>
     </w:r>

--- a/klagomål/A 51898-2025 FSC-klagomål.docx
+++ b/klagomål/A 51898-2025 FSC-klagomål.docx
@@ -1043,7 +1043,7 @@
     <w:r>
       <w:tab/>
       <w:tab/>
-      <w:t>2026-08-27</w:t>
+      <w:t>2026-08-28</w:t>
       <w:br/>
       <w:br/>
     </w:r>

--- a/klagomål/A 51898-2025 FSC-klagomål.docx
+++ b/klagomål/A 51898-2025 FSC-klagomål.docx
@@ -1043,7 +1043,7 @@
     <w:r>
       <w:tab/>
       <w:tab/>
-      <w:t>2026-08-28</w:t>
+      <w:t>2026-08-29</w:t>
       <w:br/>
       <w:br/>
     </w:r>

--- a/klagomål/A 51898-2025 FSC-klagomål.docx
+++ b/klagomål/A 51898-2025 FSC-klagomål.docx
@@ -1043,7 +1043,7 @@
     <w:r>
       <w:tab/>
       <w:tab/>
-      <w:t>2026-08-29</w:t>
+      <w:t>2026-08-31</w:t>
       <w:br/>
       <w:br/>
     </w:r>

--- a/klagomål/A 51898-2025 FSC-klagomål.docx
+++ b/klagomål/A 51898-2025 FSC-klagomål.docx
@@ -1043,7 +1043,7 @@
     <w:r>
       <w:tab/>
       <w:tab/>
-      <w:t>2026-08-31</w:t>
+      <w:t>2026-09-01</w:t>
       <w:br/>
       <w:br/>
     </w:r>

--- a/klagomål/A 51898-2025 FSC-klagomål.docx
+++ b/klagomål/A 51898-2025 FSC-klagomål.docx
@@ -1043,7 +1043,7 @@
     <w:r>
       <w:tab/>
       <w:tab/>
-      <w:t>2026-09-01</w:t>
+      <w:t>2026-09-02</w:t>
       <w:br/>
       <w:br/>
     </w:r>

--- a/klagomål/A 51898-2025 FSC-klagomål.docx
+++ b/klagomål/A 51898-2025 FSC-klagomål.docx
@@ -1043,7 +1043,7 @@
     <w:r>
       <w:tab/>
       <w:tab/>
-      <w:t>2026-09-02</w:t>
+      <w:t>2026-09-03</w:t>
       <w:br/>
       <w:br/>
     </w:r>

--- a/klagomål/A 51898-2025 FSC-klagomål.docx
+++ b/klagomål/A 51898-2025 FSC-klagomål.docx
@@ -1043,7 +1043,7 @@
     <w:r>
       <w:tab/>
       <w:tab/>
-      <w:t>2026-09-03</w:t>
+      <w:t>2026-09-04</w:t>
       <w:br/>
       <w:br/>
     </w:r>

--- a/klagomål/A 51898-2025 FSC-klagomål.docx
+++ b/klagomål/A 51898-2025 FSC-klagomål.docx
@@ -1043,7 +1043,7 @@
     <w:r>
       <w:tab/>
       <w:tab/>
-      <w:t>2026-09-04</w:t>
+      <w:t>2026-09-05</w:t>
       <w:br/>
       <w:br/>
     </w:r>

--- a/klagomål/A 51898-2025 FSC-klagomål.docx
+++ b/klagomål/A 51898-2025 FSC-klagomål.docx
@@ -1043,7 +1043,7 @@
     <w:r>
       <w:tab/>
       <w:tab/>
-      <w:t>2026-09-05</w:t>
+      <w:t>2026-09-06</w:t>
       <w:br/>
       <w:br/>
     </w:r>

--- a/klagomål/A 51898-2025 FSC-klagomål.docx
+++ b/klagomål/A 51898-2025 FSC-klagomål.docx
@@ -1043,7 +1043,7 @@
     <w:r>
       <w:tab/>
       <w:tab/>
-      <w:t>2026-09-06</w:t>
+      <w:t>2026-09-07</w:t>
       <w:br/>
       <w:br/>
     </w:r>

--- a/klagomål/A 51898-2025 FSC-klagomål.docx
+++ b/klagomål/A 51898-2025 FSC-klagomål.docx
@@ -1043,7 +1043,7 @@
     <w:r>
       <w:tab/>
       <w:tab/>
-      <w:t>2026-09-07</w:t>
+      <w:t>2026-09-08</w:t>
       <w:br/>
       <w:br/>
     </w:r>

--- a/klagomål/A 51898-2025 FSC-klagomål.docx
+++ b/klagomål/A 51898-2025 FSC-klagomål.docx
@@ -1043,7 +1043,7 @@
     <w:r>
       <w:tab/>
       <w:tab/>
-      <w:t>2026-09-08</w:t>
+      <w:t>2026-09-09</w:t>
       <w:br/>
       <w:br/>
     </w:r>

--- a/klagomål/A 51898-2025 FSC-klagomål.docx
+++ b/klagomål/A 51898-2025 FSC-klagomål.docx
@@ -1043,7 +1043,7 @@
     <w:r>
       <w:tab/>
       <w:tab/>
-      <w:t>2026-09-09</w:t>
+      <w:t>2026-09-10</w:t>
       <w:br/>
       <w:br/>
     </w:r>

--- a/klagomål/A 51898-2025 FSC-klagomål.docx
+++ b/klagomål/A 51898-2025 FSC-klagomål.docx
@@ -1043,7 +1043,7 @@
     <w:r>
       <w:tab/>
       <w:tab/>
-      <w:t>2026-09-10</w:t>
+      <w:t>2026-09-11</w:t>
       <w:br/>
       <w:br/>
     </w:r>

--- a/klagomål/A 51898-2025 FSC-klagomål.docx
+++ b/klagomål/A 51898-2025 FSC-klagomål.docx
@@ -1043,7 +1043,7 @@
     <w:r>
       <w:tab/>
       <w:tab/>
-      <w:t>2026-09-11</w:t>
+      <w:t>2026-09-12</w:t>
       <w:br/>
       <w:br/>
     </w:r>
